--- a/docs/03_coordinator_event_flow.docx
+++ b/docs/03_coordinator_event_flow.docx
@@ -3750,8 +3750,14 @@
     </w:p>
     <w:p>
       <w:pPr>
-        <w:pStyle w:val="ListNumber"/>
+        <w:ind w:left="510" w:hanging="340"/>
       </w:pPr>
+      <w:r>
+        <w:rPr>
+          <w:b w:val="0"/>
+        </w:rPr>
+        <w:t xml:space="preserve">1.  </w:t>
+      </w:r>
       <w:r>
         <w:rPr>
           <w:rFonts w:ascii="Consolas" w:hAnsi="Consolas" w:eastAsia="Consolas"/>
@@ -3768,13 +3774,13 @@
     </w:p>
     <w:p>
       <w:pPr>
-        <w:pStyle w:val="ListNumber"/>
+        <w:ind w:left="510" w:hanging="340"/>
       </w:pPr>
       <w:r>
         <w:rPr>
           <w:b w:val="0"/>
         </w:rPr>
-        <w:t xml:space="preserve">it calls </w:t>
+        <w:t xml:space="preserve">2.  it calls </w:t>
       </w:r>
       <w:r>
         <w:rPr>
@@ -3805,13 +3811,13 @@
     </w:p>
     <w:p>
       <w:pPr>
-        <w:pStyle w:val="ListNumber"/>
+        <w:ind w:left="510" w:hanging="340"/>
       </w:pPr>
       <w:r>
         <w:rPr>
           <w:b w:val="0"/>
         </w:rPr>
-        <w:t xml:space="preserve">for non-empty </w:t>
+        <w:t xml:space="preserve">3.  for non-empty </w:t>
       </w:r>
       <w:r>
         <w:rPr>
@@ -3842,13 +3848,13 @@
     </w:p>
     <w:p>
       <w:pPr>
-        <w:pStyle w:val="ListNumber"/>
+        <w:ind w:left="510" w:hanging="340"/>
       </w:pPr>
       <w:r>
         <w:rPr>
           <w:b w:val="0"/>
         </w:rPr>
-        <w:t xml:space="preserve">for </w:t>
+        <w:t xml:space="preserve">4.  for </w:t>
       </w:r>
       <w:r>
         <w:rPr>
@@ -4444,8 +4450,14 @@
     </w:p>
     <w:p>
       <w:pPr>
-        <w:pStyle w:val="ListNumber"/>
+        <w:ind w:left="510" w:hanging="340"/>
       </w:pPr>
+      <w:r>
+        <w:rPr>
+          <w:b w:val="0"/>
+        </w:rPr>
+        <w:t xml:space="preserve">1.  </w:t>
+      </w:r>
       <w:r>
         <w:rPr>
           <w:b/>
@@ -4474,8 +4486,14 @@
     </w:p>
     <w:p>
       <w:pPr>
-        <w:pStyle w:val="ListNumber"/>
+        <w:ind w:left="510" w:hanging="340"/>
       </w:pPr>
+      <w:r>
+        <w:rPr>
+          <w:b w:val="0"/>
+        </w:rPr>
+        <w:t xml:space="preserve">2.  </w:t>
+      </w:r>
       <w:r>
         <w:rPr>
           <w:b/>
@@ -4530,8 +4548,14 @@
     </w:p>
     <w:p>
       <w:pPr>
-        <w:pStyle w:val="ListNumber"/>
+        <w:ind w:left="510" w:hanging="340"/>
       </w:pPr>
+      <w:r>
+        <w:rPr>
+          <w:b w:val="0"/>
+        </w:rPr>
+        <w:t xml:space="preserve">3.  </w:t>
+      </w:r>
       <w:r>
         <w:rPr>
           <w:b/>
@@ -4612,8 +4636,14 @@
     </w:p>
     <w:p>
       <w:pPr>
-        <w:pStyle w:val="ListNumber"/>
+        <w:ind w:left="510" w:hanging="340"/>
       </w:pPr>
+      <w:r>
+        <w:rPr>
+          <w:b w:val="0"/>
+        </w:rPr>
+        <w:t xml:space="preserve">4.  </w:t>
+      </w:r>
       <w:r>
         <w:rPr>
           <w:b/>
@@ -4681,8 +4711,14 @@
     </w:p>
     <w:p>
       <w:pPr>
-        <w:pStyle w:val="ListNumber"/>
+        <w:ind w:left="510" w:hanging="340"/>
       </w:pPr>
+      <w:r>
+        <w:rPr>
+          <w:b w:val="0"/>
+        </w:rPr>
+        <w:t xml:space="preserve">5.  </w:t>
+      </w:r>
       <w:r>
         <w:rPr>
           <w:b/>
@@ -4737,8 +4773,14 @@
     </w:p>
     <w:p>
       <w:pPr>
-        <w:pStyle w:val="ListNumber"/>
+        <w:ind w:left="510" w:hanging="340"/>
       </w:pPr>
+      <w:r>
+        <w:rPr>
+          <w:b w:val="0"/>
+        </w:rPr>
+        <w:t xml:space="preserve">6.  </w:t>
+      </w:r>
       <w:r>
         <w:rPr>
           <w:b/>
@@ -4793,8 +4835,14 @@
     </w:p>
     <w:p>
       <w:pPr>
-        <w:pStyle w:val="ListNumber"/>
+        <w:ind w:left="510" w:hanging="340"/>
       </w:pPr>
+      <w:r>
+        <w:rPr>
+          <w:b w:val="0"/>
+        </w:rPr>
+        <w:t xml:space="preserve">7.  </w:t>
+      </w:r>
       <w:r>
         <w:rPr>
           <w:b/>
@@ -4849,8 +4897,14 @@
     </w:p>
     <w:p>
       <w:pPr>
-        <w:pStyle w:val="ListNumber"/>
+        <w:ind w:left="510" w:hanging="340"/>
       </w:pPr>
+      <w:r>
+        <w:rPr>
+          <w:b w:val="0"/>
+        </w:rPr>
+        <w:t xml:space="preserve">8.  </w:t>
+      </w:r>
       <w:r>
         <w:rPr>
           <w:b/>
@@ -4918,8 +4972,14 @@
     </w:p>
     <w:p>
       <w:pPr>
-        <w:pStyle w:val="ListNumber"/>
+        <w:ind w:left="510" w:hanging="340"/>
       </w:pPr>
+      <w:r>
+        <w:rPr>
+          <w:b w:val="0"/>
+        </w:rPr>
+        <w:t xml:space="preserve">9.  </w:t>
+      </w:r>
       <w:r>
         <w:rPr>
           <w:b/>
@@ -4948,8 +5008,14 @@
     </w:p>
     <w:p>
       <w:pPr>
-        <w:pStyle w:val="ListNumber"/>
+        <w:ind w:left="510" w:hanging="340"/>
       </w:pPr>
+      <w:r>
+        <w:rPr>
+          <w:b w:val="0"/>
+        </w:rPr>
+        <w:t xml:space="preserve">10.  </w:t>
+      </w:r>
       <w:r>
         <w:rPr>
           <w:b/>
@@ -5940,8 +6006,14 @@
     </w:p>
     <w:p>
       <w:pPr>
-        <w:pStyle w:val="ListNumber"/>
+        <w:ind w:left="510" w:hanging="340"/>
       </w:pPr>
+      <w:r>
+        <w:rPr>
+          <w:b w:val="0"/>
+        </w:rPr>
+        <w:t xml:space="preserve">1.  </w:t>
+      </w:r>
       <w:r>
         <w:rPr>
           <w:rFonts w:ascii="Consolas" w:hAnsi="Consolas" w:eastAsia="Consolas"/>
@@ -5971,13 +6043,13 @@
     </w:p>
     <w:p>
       <w:pPr>
-        <w:pStyle w:val="ListNumber"/>
+        <w:ind w:left="510" w:hanging="340"/>
       </w:pPr>
       <w:r>
         <w:rPr>
           <w:b w:val="0"/>
         </w:rPr>
-        <w:t xml:space="preserve">A successful </w:t>
+        <w:t xml:space="preserve">2.  A successful </w:t>
       </w:r>
       <w:r>
         <w:rPr>
@@ -6008,13 +6080,13 @@
     </w:p>
     <w:p>
       <w:pPr>
-        <w:pStyle w:val="ListNumber"/>
+        <w:ind w:left="510" w:hanging="340"/>
       </w:pPr>
       <w:r>
         <w:rPr>
           <w:b w:val="0"/>
         </w:rPr>
-        <w:t xml:space="preserve">An </w:t>
+        <w:t xml:space="preserve">3.  An </w:t>
       </w:r>
       <w:r>
         <w:rPr>
@@ -6058,13 +6130,13 @@
     </w:p>
     <w:p>
       <w:pPr>
-        <w:pStyle w:val="ListNumber"/>
+        <w:ind w:left="510" w:hanging="340"/>
       </w:pPr>
       <w:r>
         <w:rPr>
           <w:b w:val="0"/>
         </w:rPr>
-        <w:t xml:space="preserve">Otherwise a visible reply is composed: </w:t>
+        <w:t xml:space="preserve">4.  Otherwise a visible reply is composed: </w:t>
       </w:r>
       <w:r>
         <w:rPr>
@@ -6264,8 +6336,14 @@
     </w:p>
     <w:p>
       <w:pPr>
-        <w:pStyle w:val="ListNumber"/>
+        <w:ind w:left="510" w:hanging="340"/>
       </w:pPr>
+      <w:r>
+        <w:rPr>
+          <w:b w:val="0"/>
+        </w:rPr>
+        <w:t xml:space="preserve">1.  </w:t>
+      </w:r>
       <w:r>
         <w:rPr>
           <w:rFonts w:ascii="Consolas" w:hAnsi="Consolas" w:eastAsia="Consolas"/>
@@ -6282,8 +6360,14 @@
     </w:p>
     <w:p>
       <w:pPr>
-        <w:pStyle w:val="ListNumber"/>
+        <w:ind w:left="510" w:hanging="340"/>
       </w:pPr>
+      <w:r>
+        <w:rPr>
+          <w:b w:val="0"/>
+        </w:rPr>
+        <w:t xml:space="preserve">2.  </w:t>
+      </w:r>
       <w:r>
         <w:rPr>
           <w:rFonts w:ascii="Consolas" w:hAnsi="Consolas" w:eastAsia="Consolas"/>
@@ -6300,8 +6384,14 @@
     </w:p>
     <w:p>
       <w:pPr>
-        <w:pStyle w:val="ListNumber"/>
+        <w:ind w:left="510" w:hanging="340"/>
       </w:pPr>
+      <w:r>
+        <w:rPr>
+          <w:b w:val="0"/>
+        </w:rPr>
+        <w:t xml:space="preserve">3.  </w:t>
+      </w:r>
       <w:r>
         <w:rPr>
           <w:rFonts w:ascii="Consolas" w:hAnsi="Consolas" w:eastAsia="Consolas"/>
@@ -6318,13 +6408,13 @@
     </w:p>
     <w:p>
       <w:pPr>
-        <w:pStyle w:val="ListNumber"/>
+        <w:ind w:left="510" w:hanging="340"/>
       </w:pPr>
       <w:r>
         <w:rPr>
           <w:b w:val="0"/>
         </w:rPr>
-        <w:t xml:space="preserve">for an </w:t>
+        <w:t xml:space="preserve">4.  for an </w:t>
       </w:r>
       <w:r>
         <w:rPr>
@@ -6368,13 +6458,13 @@
     </w:p>
     <w:p>
       <w:pPr>
-        <w:pStyle w:val="ListNumber"/>
+        <w:ind w:left="510" w:hanging="340"/>
       </w:pPr>
       <w:r>
         <w:rPr>
           <w:b w:val="0"/>
         </w:rPr>
-        <w:t xml:space="preserve">reaction timing: the first </w:t>
+        <w:t xml:space="preserve">5.  reaction timing: the first </w:t>
       </w:r>
       <w:r>
         <w:rPr>
@@ -6431,13 +6521,13 @@
     </w:p>
     <w:p>
       <w:pPr>
-        <w:pStyle w:val="ListNumber"/>
+        <w:ind w:left="510" w:hanging="340"/>
       </w:pPr>
       <w:r>
         <w:rPr>
           <w:b w:val="0"/>
         </w:rPr>
-        <w:t>if the action is spoken (</w:t>
+        <w:t>6.  if the action is spoken (</w:t>
       </w:r>
       <w:r>
         <w:rPr>
@@ -10047,13 +10137,13 @@
     </w:p>
     <w:p>
       <w:pPr>
-        <w:pStyle w:val="ListNumber"/>
+        <w:ind w:left="510" w:hanging="340"/>
       </w:pPr>
       <w:r>
         <w:rPr>
           <w:b w:val="0"/>
         </w:rPr>
-        <w:t xml:space="preserve">The server calls </w:t>
+        <w:t xml:space="preserve">1.  The server calls </w:t>
       </w:r>
       <w:r>
         <w:rPr>
@@ -10084,8 +10174,14 @@
     </w:p>
     <w:p>
       <w:pPr>
-        <w:pStyle w:val="ListNumber"/>
+        <w:ind w:left="510" w:hanging="340"/>
       </w:pPr>
+      <w:r>
+        <w:rPr>
+          <w:b w:val="0"/>
+        </w:rPr>
+        <w:t xml:space="preserve">2.  </w:t>
+      </w:r>
       <w:r>
         <w:rPr>
           <w:rFonts w:ascii="Consolas" w:hAnsi="Consolas" w:eastAsia="Consolas"/>
@@ -10141,13 +10237,13 @@
     </w:p>
     <w:p>
       <w:pPr>
-        <w:pStyle w:val="ListNumber"/>
+        <w:ind w:left="510" w:hanging="340"/>
       </w:pPr>
       <w:r>
         <w:rPr>
           <w:b w:val="0"/>
         </w:rPr>
-        <w:t xml:space="preserve">t = 0.10 s: the timer fires and </w:t>
+        <w:t xml:space="preserve">3.  t = 0.10 s: the timer fires and </w:t>
       </w:r>
       <w:r>
         <w:rPr>
@@ -10165,8 +10261,14 @@
     </w:p>
     <w:p>
       <w:pPr>
-        <w:pStyle w:val="ListNumber"/>
+        <w:ind w:left="510" w:hanging="340"/>
       </w:pPr>
+      <w:r>
+        <w:rPr>
+          <w:b w:val="0"/>
+        </w:rPr>
+        <w:t xml:space="preserve">4.  </w:t>
+      </w:r>
       <w:r>
         <w:rPr>
           <w:rFonts w:ascii="Consolas" w:hAnsi="Consolas" w:eastAsia="Consolas"/>
@@ -10235,13 +10337,13 @@
     </w:p>
     <w:p>
       <w:pPr>
-        <w:pStyle w:val="ListNumber"/>
+        <w:ind w:left="510" w:hanging="340"/>
       </w:pPr>
       <w:r>
         <w:rPr>
           <w:b w:val="0"/>
         </w:rPr>
-        <w:t xml:space="preserve">Tier 2: no intent or slots yet, so </w:t>
+        <w:t xml:space="preserve">5.  Tier 2: no intent or slots yet, so </w:t>
       </w:r>
       <w:r>
         <w:rPr>
@@ -10298,13 +10400,13 @@
     </w:p>
     <w:p>
       <w:pPr>
-        <w:pStyle w:val="ListNumber"/>
+        <w:ind w:left="510" w:hanging="340"/>
       </w:pPr>
       <w:r>
         <w:rPr>
           <w:b w:val="0"/>
         </w:rPr>
-        <w:t xml:space="preserve">Tier 3: </w:t>
+        <w:t xml:space="preserve">6.  Tier 3: </w:t>
       </w:r>
       <w:r>
         <w:rPr>
@@ -10400,8 +10502,14 @@
     </w:p>
     <w:p>
       <w:pPr>
-        <w:pStyle w:val="ListNumber"/>
+        <w:ind w:left="510" w:hanging="340"/>
       </w:pPr>
+      <w:r>
+        <w:rPr>
+          <w:b w:val="0"/>
+        </w:rPr>
+        <w:t xml:space="preserve">7.  </w:t>
+      </w:r>
       <w:r>
         <w:rPr>
           <w:rFonts w:ascii="Consolas" w:hAnsi="Consolas" w:eastAsia="Consolas"/>
@@ -10517,8 +10625,14 @@
     </w:p>
     <w:p>
       <w:pPr>
-        <w:pStyle w:val="ListNumber"/>
+        <w:ind w:left="510" w:hanging="340"/>
       </w:pPr>
+      <w:r>
+        <w:rPr>
+          <w:b w:val="0"/>
+        </w:rPr>
+        <w:t xml:space="preserve">8.  </w:t>
+      </w:r>
       <w:r>
         <w:rPr>
           <w:rFonts w:ascii="Consolas" w:hAnsi="Consolas" w:eastAsia="Consolas"/>
@@ -10561,8 +10675,14 @@
     </w:p>
     <w:p>
       <w:pPr>
-        <w:pStyle w:val="ListNumber"/>
+        <w:ind w:left="510" w:hanging="340"/>
       </w:pPr>
+      <w:r>
+        <w:rPr>
+          <w:b w:val="0"/>
+        </w:rPr>
+        <w:t xml:space="preserve">9.  </w:t>
+      </w:r>
       <w:r>
         <w:rPr>
           <w:rFonts w:ascii="Consolas" w:hAnsi="Consolas" w:eastAsia="Consolas"/>
@@ -10670,8 +10790,14 @@
     </w:p>
     <w:p>
       <w:pPr>
-        <w:pStyle w:val="ListNumber"/>
+        <w:ind w:left="510" w:hanging="340"/>
       </w:pPr>
+      <w:r>
+        <w:rPr>
+          <w:b w:val="0"/>
+        </w:rPr>
+        <w:t xml:space="preserve">10.  </w:t>
+      </w:r>
       <w:r>
         <w:rPr>
           <w:rFonts w:ascii="Consolas" w:hAnsi="Consolas" w:eastAsia="Consolas"/>
@@ -10740,13 +10866,13 @@
     </w:p>
     <w:p>
       <w:pPr>
-        <w:pStyle w:val="ListNumber"/>
+        <w:ind w:left="510" w:hanging="340"/>
       </w:pPr>
       <w:r>
         <w:rPr>
           <w:b w:val="0"/>
         </w:rPr>
-        <w:t xml:space="preserve">The coordinator emits that cancel. In </w:t>
+        <w:t xml:space="preserve">11.  The coordinator emits that cancel. In </w:t>
       </w:r>
       <w:r>
         <w:rPr>
@@ -10777,13 +10903,13 @@
     </w:p>
     <w:p>
       <w:pPr>
-        <w:pStyle w:val="ListNumber"/>
+        <w:ind w:left="510" w:hanging="340"/>
       </w:pPr>
       <w:r>
         <w:rPr>
           <w:b w:val="0"/>
         </w:rPr>
-        <w:t xml:space="preserve">Meanwhile the cancelled tool task receives </w:t>
+        <w:t xml:space="preserve">12.  Meanwhile the cancelled tool task receives </w:t>
       </w:r>
       <w:r>
         <w:rPr>
@@ -10827,13 +10953,13 @@
     </w:p>
     <w:p>
       <w:pPr>
-        <w:pStyle w:val="ListNumber"/>
+        <w:ind w:left="510" w:hanging="340"/>
       </w:pPr>
       <w:r>
         <w:rPr>
           <w:b w:val="0"/>
         </w:rPr>
-        <w:t xml:space="preserve">Tier 2: </w:t>
+        <w:t xml:space="preserve">13.  Tier 2: </w:t>
       </w:r>
       <w:r>
         <w:rPr>
@@ -10864,13 +10990,13 @@
     </w:p>
     <w:p>
       <w:pPr>
-        <w:pStyle w:val="ListNumber"/>
+        <w:ind w:left="510" w:hanging="340"/>
       </w:pPr>
       <w:r>
         <w:rPr>
           <w:b w:val="0"/>
         </w:rPr>
-        <w:t xml:space="preserve">Tier 3: </w:t>
+        <w:t xml:space="preserve">14.  Tier 3: </w:t>
       </w:r>
       <w:r>
         <w:rPr>
@@ -10940,8 +11066,14 @@
     </w:p>
     <w:p>
       <w:pPr>
-        <w:pStyle w:val="ListNumber"/>
+        <w:ind w:left="510" w:hanging="340"/>
       </w:pPr>
+      <w:r>
+        <w:rPr>
+          <w:b w:val="0"/>
+        </w:rPr>
+        <w:t xml:space="preserve">15.  </w:t>
+      </w:r>
       <w:r>
         <w:rPr>
           <w:rFonts w:ascii="Consolas" w:hAnsi="Consolas" w:eastAsia="Consolas"/>
@@ -11091,13 +11223,13 @@
     </w:p>
     <w:p>
       <w:pPr>
-        <w:pStyle w:val="ListNumber"/>
+        <w:ind w:left="510" w:hanging="340"/>
       </w:pPr>
       <w:r>
         <w:rPr>
           <w:b w:val="0"/>
         </w:rPr>
-        <w:t xml:space="preserve">The new tool task finishes and </w:t>
+        <w:t xml:space="preserve">16.  The new tool task finishes and </w:t>
       </w:r>
       <w:r>
         <w:rPr>
@@ -11141,8 +11273,14 @@
     </w:p>
     <w:p>
       <w:pPr>
-        <w:pStyle w:val="ListNumber"/>
+        <w:ind w:left="510" w:hanging="340"/>
       </w:pPr>
+      <w:r>
+        <w:rPr>
+          <w:b w:val="0"/>
+        </w:rPr>
+        <w:t xml:space="preserve">17.  </w:t>
+      </w:r>
       <w:r>
         <w:rPr>
           <w:rFonts w:ascii="Consolas" w:hAnsi="Consolas" w:eastAsia="Consolas"/>
@@ -11172,13 +11310,13 @@
     </w:p>
     <w:p>
       <w:pPr>
-        <w:pStyle w:val="ListNumber"/>
+        <w:ind w:left="510" w:hanging="340"/>
       </w:pPr>
       <w:r>
         <w:rPr>
           <w:b w:val="0"/>
         </w:rPr>
-        <w:t xml:space="preserve">A reply is composed with </w:t>
+        <w:t xml:space="preserve">18.  A reply is composed with </w:t>
       </w:r>
       <w:r>
         <w:rPr>
@@ -12666,8 +12804,14 @@
     </w:p>
     <w:p>
       <w:pPr>
-        <w:pStyle w:val="ListNumber"/>
+        <w:ind w:left="510" w:hanging="340"/>
       </w:pPr>
+      <w:r>
+        <w:rPr>
+          <w:b w:val="0"/>
+        </w:rPr>
+        <w:t xml:space="preserve">1.  </w:t>
+      </w:r>
       <w:r>
         <w:rPr>
           <w:rFonts w:ascii="Consolas" w:hAnsi="Consolas" w:eastAsia="Consolas"/>
@@ -12710,8 +12854,14 @@
     </w:p>
     <w:p>
       <w:pPr>
-        <w:pStyle w:val="ListNumber"/>
+        <w:ind w:left="510" w:hanging="340"/>
       </w:pPr>
+      <w:r>
+        <w:rPr>
+          <w:b w:val="0"/>
+        </w:rPr>
+        <w:t xml:space="preserve">2.  </w:t>
+      </w:r>
       <w:r>
         <w:rPr>
           <w:rFonts w:ascii="Consolas" w:hAnsi="Consolas" w:eastAsia="Consolas"/>
@@ -12754,8 +12904,14 @@
     </w:p>
     <w:p>
       <w:pPr>
-        <w:pStyle w:val="ListNumber"/>
+        <w:ind w:left="510" w:hanging="340"/>
       </w:pPr>
+      <w:r>
+        <w:rPr>
+          <w:b w:val="0"/>
+        </w:rPr>
+        <w:t xml:space="preserve">3.  </w:t>
+      </w:r>
       <w:r>
         <w:rPr>
           <w:rFonts w:ascii="Consolas" w:hAnsi="Consolas" w:eastAsia="Consolas"/>
@@ -12965,13 +13121,13 @@
     </w:p>
     <w:p>
       <w:pPr>
-        <w:pStyle w:val="ListNumber"/>
+        <w:ind w:left="510" w:hanging="340"/>
       </w:pPr>
       <w:r>
         <w:rPr>
           <w:b w:val="0"/>
         </w:rPr>
-        <w:t xml:space="preserve">Epochs must be non-decreasing per session: an action with a lower epoch than the last one for that session raises </w:t>
+        <w:t xml:space="preserve">1.  Epochs must be non-decreasing per session: an action with a lower epoch than the last one for that session raises </w:t>
       </w:r>
       <w:r>
         <w:rPr>
@@ -12989,13 +13145,13 @@
     </w:p>
     <w:p>
       <w:pPr>
-        <w:pStyle w:val="ListNumber"/>
+        <w:ind w:left="510" w:hanging="340"/>
       </w:pPr>
       <w:r>
         <w:rPr>
           <w:b w:val="0"/>
         </w:rPr>
-        <w:t xml:space="preserve">A </w:t>
+        <w:t xml:space="preserve">2.  A </w:t>
       </w:r>
       <w:r>
         <w:rPr>
@@ -13026,13 +13182,13 @@
     </w:p>
     <w:p>
       <w:pPr>
-        <w:pStyle w:val="ListNumber"/>
+        <w:ind w:left="510" w:hanging="340"/>
       </w:pPr>
       <w:r>
         <w:rPr>
           <w:b w:val="0"/>
         </w:rPr>
-        <w:t xml:space="preserve">A </w:t>
+        <w:t xml:space="preserve">3.  A </w:t>
       </w:r>
       <w:r>
         <w:rPr>
@@ -17241,8 +17397,14 @@
     </w:p>
     <w:p>
       <w:pPr>
-        <w:pStyle w:val="ListNumber"/>
+        <w:ind w:left="510" w:hanging="340"/>
       </w:pPr>
+      <w:r>
+        <w:rPr>
+          <w:b w:val="0"/>
+        </w:rPr>
+        <w:t xml:space="preserve">1.  </w:t>
+      </w:r>
       <w:r>
         <w:rPr>
           <w:rFonts w:ascii="Consolas" w:hAnsi="Consolas" w:eastAsia="Consolas"/>
@@ -17272,8 +17434,14 @@
     </w:p>
     <w:p>
       <w:pPr>
-        <w:pStyle w:val="ListNumber"/>
+        <w:ind w:left="510" w:hanging="340"/>
       </w:pPr>
+      <w:r>
+        <w:rPr>
+          <w:b w:val="0"/>
+        </w:rPr>
+        <w:t xml:space="preserve">2.  </w:t>
+      </w:r>
       <w:r>
         <w:rPr>
           <w:rFonts w:ascii="Consolas" w:hAnsi="Consolas" w:eastAsia="Consolas"/>
@@ -17303,8 +17471,14 @@
     </w:p>
     <w:p>
       <w:pPr>
-        <w:pStyle w:val="ListNumber"/>
+        <w:ind w:left="510" w:hanging="340"/>
       </w:pPr>
+      <w:r>
+        <w:rPr>
+          <w:b w:val="0"/>
+        </w:rPr>
+        <w:t xml:space="preserve">3.  </w:t>
+      </w:r>
       <w:r>
         <w:rPr>
           <w:rFonts w:ascii="Consolas" w:hAnsi="Consolas" w:eastAsia="Consolas"/>
@@ -17334,8 +17508,14 @@
     </w:p>
     <w:p>
       <w:pPr>
-        <w:pStyle w:val="ListNumber"/>
+        <w:ind w:left="510" w:hanging="340"/>
       </w:pPr>
+      <w:r>
+        <w:rPr>
+          <w:b w:val="0"/>
+        </w:rPr>
+        <w:t xml:space="preserve">4.  </w:t>
+      </w:r>
       <w:r>
         <w:rPr>
           <w:rFonts w:ascii="Consolas" w:hAnsi="Consolas" w:eastAsia="Consolas"/>
@@ -17378,8 +17558,14 @@
     </w:p>
     <w:p>
       <w:pPr>
-        <w:pStyle w:val="ListNumber"/>
+        <w:ind w:left="510" w:hanging="340"/>
       </w:pPr>
+      <w:r>
+        <w:rPr>
+          <w:b w:val="0"/>
+        </w:rPr>
+        <w:t xml:space="preserve">5.  </w:t>
+      </w:r>
       <w:r>
         <w:rPr>
           <w:rFonts w:ascii="Consolas" w:hAnsi="Consolas" w:eastAsia="Consolas"/>
@@ -17409,8 +17595,14 @@
     </w:p>
     <w:p>
       <w:pPr>
-        <w:pStyle w:val="ListNumber"/>
+        <w:ind w:left="510" w:hanging="340"/>
       </w:pPr>
+      <w:r>
+        <w:rPr>
+          <w:b w:val="0"/>
+        </w:rPr>
+        <w:t xml:space="preserve">6.  </w:t>
+      </w:r>
       <w:r>
         <w:rPr>
           <w:rFonts w:ascii="Consolas" w:hAnsi="Consolas" w:eastAsia="Consolas"/>
